--- a/官方资料/论文封面.docx
+++ b/官方资料/论文封面.docx
@@ -21,7 +21,7 @@
             <v:path/>
             <v:fill on="f" focussize="0,0"/>
             <v:stroke on="f" joinstyle="miter"/>
-            <v:imagedata r:id="rId6" o:title="资源 2"/>
+            <v:imagedata r:id="rId12" o:title="资源 2"/>
             <o:lock v:ext="edit" aspectratio="t"/>
             <w10:wrap type="none"/>
             <w10:anchorlock/>
@@ -44,7 +44,7 @@
             <v:path/>
             <v:fill on="f" focussize="0,0"/>
             <v:stroke on="f" joinstyle="miter"/>
-            <v:imagedata r:id="rId7" o:title=""/>
+            <v:imagedata r:id="rId13" o:title=""/>
             <o:lock v:ext="edit" aspectratio="t"/>
             <w10:wrap type="none"/>
             <w10:anchorlock/>
@@ -100,7 +100,7 @@
             <v:path/>
             <v:fill on="f" focussize="0,0"/>
             <v:stroke on="f" joinstyle="miter"/>
-            <v:imagedata r:id="rId8" r:href="rId9" o:title=""/>
+            <v:imagedata r:id="rId14" r:href="rId15" o:title=""/>
             <o:lock v:ext="edit" aspectratio="t"/>
             <w10:wrap type="none"/>
             <w10:anchorlock/>
@@ -133,7 +133,7 @@
             <v:path/>
             <v:fill on="f" focussize="0,0"/>
             <v:stroke on="f" joinstyle="miter"/>
-            <v:imagedata r:id="rId10" cropright="46893f" o:title=""/>
+            <v:imagedata r:id="rId16" cropright="46893f" o:title=""/>
             <o:lock v:ext="edit" aspectratio="t"/>
             <w10:wrap type="none"/>
             <w10:anchorlock/>
@@ -592,7 +592,7 @@
                 <w:szCs w:val="36"/>
                 <w:lang w:val="en-US" w:eastAsia="zh-CN"/>
               </w:rPr>
-              <w:t>李聪涵</w:t>
+              <w:t>陈文云</w:t>
             </w:r>
           </w:p>
         </w:tc>
@@ -667,7 +667,7 @@
                 <w:szCs w:val="36"/>
                 <w:lang w:val="en-US" w:eastAsia="zh-CN"/>
               </w:rPr>
-              <w:t>陈文云</w:t>
+              <w:t>李聪涵</w:t>
             </w:r>
           </w:p>
         </w:tc>
@@ -688,6 +688,8 @@
           <w:szCs w:val="32"/>
         </w:rPr>
       </w:pPr>
+      <w:bookmarkStart w:id="2" w:name="_GoBack"/>
+      <w:bookmarkEnd w:id="2"/>
     </w:p>
     <w:p>
       <w:pPr>
@@ -813,6 +815,30 @@
         <w:spacing w:line="20" w:lineRule="atLeast"/>
         <w:jc w:val="center"/>
         <w:rPr>
+          <w:rFonts w:hint="eastAsia" w:ascii="华文新魏" w:hAnsi="宋体" w:eastAsia="华文新魏"/>
+          <w:b/>
+          <w:bCs/>
+          <w:shadow/>
+          <w:sz w:val="44"/>
+          <w:szCs w:val="44"/>
+        </w:rPr>
+        <w:sectPr>
+          <w:footerReference r:id="rId4" w:type="first"/>
+          <w:footerReference r:id="rId3" w:type="default"/>
+          <w:pgSz w:w="11906" w:h="16838"/>
+          <w:pgMar w:top="1702" w:right="1274" w:bottom="993" w:left="1276" w:header="851" w:footer="992" w:gutter="0"/>
+          <w:pgNumType w:fmt="decimal" w:start="0"/>
+          <w:cols w:space="720" w:num="1"/>
+          <w:titlePg/>
+          <w:docGrid w:type="lines" w:linePitch="312" w:charSpace="0"/>
+        </w:sectPr>
+      </w:pPr>
+    </w:p>
+    <w:p>
+      <w:pPr>
+        <w:spacing w:line="20" w:lineRule="atLeast"/>
+        <w:jc w:val="center"/>
+        <w:rPr>
           <w:rFonts w:ascii="华文新魏" w:hAnsi="宋体" w:eastAsia="华文新魏"/>
           <w:b/>
           <w:bCs/>
@@ -965,45 +991,972 @@
     </w:p>
     <w:p>
       <w:pPr>
-        <w:spacing w:line="360" w:lineRule="auto"/>
-        <w:ind w:firstLine="720" w:firstLineChars="200"/>
-        <w:jc w:val="center"/>
-        <w:rPr>
-          <w:rFonts w:ascii="隶书" w:hAnsi="宋体" w:eastAsia="隶书"/>
-          <w:sz w:val="36"/>
-        </w:rPr>
-      </w:pPr>
-    </w:p>
-    <w:p>
-      <w:pPr>
-        <w:spacing w:line="360" w:lineRule="auto"/>
-        <w:ind w:firstLine="720" w:firstLineChars="200"/>
-        <w:jc w:val="center"/>
+        <w:keepNext w:val="0"/>
+        <w:keepLines w:val="0"/>
+        <w:pageBreakBefore w:val="0"/>
+        <w:widowControl/>
+        <w:suppressLineNumbers w:val="0"/>
+        <w:kinsoku/>
+        <w:wordWrap/>
+        <w:overflowPunct/>
+        <w:topLinePunct w:val="0"/>
+        <w:autoSpaceDE/>
+        <w:autoSpaceDN/>
+        <w:bidi w:val="0"/>
+        <w:adjustRightInd/>
+        <w:snapToGrid/>
+        <w:jc w:val="left"/>
+        <w:textAlignment w:val="auto"/>
+        <w:rPr>
+          <w:rFonts w:hint="eastAsia" w:ascii="宋体" w:hAnsi="宋体" w:eastAsia="宋体" w:cs="宋体"/>
+          <w:sz w:val="24"/>
+          <w:szCs w:val="24"/>
+        </w:rPr>
+      </w:pPr>
+      <w:r>
+        <w:rPr>
+          <w:rFonts w:hint="eastAsia" w:ascii="宋体" w:hAnsi="宋体" w:eastAsia="宋体" w:cs="宋体"/>
+          <w:color w:val="000000"/>
+          <w:kern w:val="0"/>
+          <w:sz w:val="24"/>
+          <w:szCs w:val="24"/>
+          <w:lang w:val="en-US" w:eastAsia="zh-CN" w:bidi="ar"/>
+        </w:rPr>
+        <w:t xml:space="preserve">山区洪涝灾害会同时破坏道路通行条件和地面通信覆盖，使应急物资投送从单纯的最短 </w:t>
+      </w:r>
+    </w:p>
+    <w:p>
+      <w:pPr>
+        <w:keepNext w:val="0"/>
+        <w:keepLines w:val="0"/>
+        <w:pageBreakBefore w:val="0"/>
+        <w:widowControl/>
+        <w:suppressLineNumbers w:val="0"/>
+        <w:kinsoku/>
+        <w:wordWrap/>
+        <w:overflowPunct/>
+        <w:topLinePunct w:val="0"/>
+        <w:autoSpaceDE/>
+        <w:autoSpaceDN/>
+        <w:bidi w:val="0"/>
+        <w:adjustRightInd/>
+        <w:snapToGrid/>
+        <w:jc w:val="left"/>
+        <w:textAlignment w:val="auto"/>
+        <w:rPr>
+          <w:rFonts w:hint="eastAsia" w:ascii="宋体" w:hAnsi="宋体" w:eastAsia="宋体" w:cs="宋体"/>
+          <w:sz w:val="24"/>
+          <w:szCs w:val="24"/>
+        </w:rPr>
+      </w:pPr>
+      <w:r>
+        <w:rPr>
+          <w:rFonts w:hint="eastAsia" w:ascii="宋体" w:hAnsi="宋体" w:eastAsia="宋体" w:cs="宋体"/>
+          <w:color w:val="000000"/>
+          <w:kern w:val="0"/>
+          <w:sz w:val="24"/>
+          <w:szCs w:val="24"/>
+          <w:lang w:val="en-US" w:eastAsia="zh-CN" w:bidi="ar"/>
+        </w:rPr>
+        <w:t xml:space="preserve">路问题转化为地形、能量、时限、装备周转和连续通信共同约束的协同决策问题。题目 </w:t>
+      </w:r>
+    </w:p>
+    <w:p>
+      <w:pPr>
+        <w:keepNext w:val="0"/>
+        <w:keepLines w:val="0"/>
+        <w:pageBreakBefore w:val="0"/>
+        <w:widowControl/>
+        <w:suppressLineNumbers w:val="0"/>
+        <w:kinsoku/>
+        <w:wordWrap/>
+        <w:overflowPunct/>
+        <w:topLinePunct w:val="0"/>
+        <w:autoSpaceDE/>
+        <w:autoSpaceDN/>
+        <w:bidi w:val="0"/>
+        <w:adjustRightInd/>
+        <w:snapToGrid/>
+        <w:jc w:val="left"/>
+        <w:textAlignment w:val="auto"/>
+        <w:rPr>
+          <w:rFonts w:hint="eastAsia" w:ascii="宋体" w:hAnsi="宋体" w:eastAsia="宋体" w:cs="宋体"/>
+          <w:sz w:val="24"/>
+          <w:szCs w:val="24"/>
+        </w:rPr>
+      </w:pPr>
+      <w:r>
+        <w:rPr>
+          <w:rFonts w:hint="eastAsia" w:ascii="宋体" w:hAnsi="宋体" w:eastAsia="宋体" w:cs="宋体"/>
+          <w:color w:val="000000"/>
+          <w:kern w:val="0"/>
+          <w:sz w:val="24"/>
+          <w:szCs w:val="24"/>
+          <w:lang w:val="en-US" w:eastAsia="zh-CN" w:bidi="ar"/>
+        </w:rPr>
+        <w:t xml:space="preserve">给出 15 个服务区、80 个不可拆货箱、三类运输无人机及共享电池，并允许在直连通信 </w:t>
+      </w:r>
+    </w:p>
+    <w:p>
+      <w:pPr>
+        <w:keepNext w:val="0"/>
+        <w:keepLines w:val="0"/>
+        <w:pageBreakBefore w:val="0"/>
+        <w:widowControl/>
+        <w:suppressLineNumbers w:val="0"/>
+        <w:kinsoku/>
+        <w:wordWrap/>
+        <w:overflowPunct/>
+        <w:topLinePunct w:val="0"/>
+        <w:autoSpaceDE/>
+        <w:autoSpaceDN/>
+        <w:bidi w:val="0"/>
+        <w:adjustRightInd/>
+        <w:snapToGrid/>
+        <w:jc w:val="left"/>
+        <w:textAlignment w:val="auto"/>
+        <w:rPr>
+          <w:rFonts w:hint="eastAsia" w:ascii="宋体" w:hAnsi="宋体" w:eastAsia="宋体" w:cs="宋体"/>
+          <w:b/>
+          <w:bCs/>
+          <w:sz w:val="24"/>
+          <w:szCs w:val="24"/>
+        </w:rPr>
+      </w:pPr>
+      <w:r>
+        <w:rPr>
+          <w:rFonts w:hint="eastAsia" w:ascii="宋体" w:hAnsi="宋体" w:eastAsia="宋体" w:cs="宋体"/>
+          <w:color w:val="000000"/>
+          <w:kern w:val="0"/>
+          <w:sz w:val="24"/>
+          <w:szCs w:val="24"/>
+          <w:lang w:val="en-US" w:eastAsia="zh-CN" w:bidi="ar"/>
+        </w:rPr>
+        <w:t>不足时使用中继无人机。本文按照</w:t>
+      </w:r>
+      <w:r>
+        <w:rPr>
+          <w:rFonts w:hint="eastAsia" w:ascii="宋体" w:hAnsi="宋体" w:eastAsia="宋体" w:cs="宋体"/>
+          <w:b/>
+          <w:bCs/>
+          <w:color w:val="000000"/>
+          <w:kern w:val="0"/>
+          <w:sz w:val="24"/>
+          <w:szCs w:val="24"/>
+          <w:lang w:val="en-US" w:eastAsia="zh-CN" w:bidi="ar"/>
+        </w:rPr>
+        <w:t xml:space="preserve">“单点能力标定—多点运输调度—运输通信协同—独 </w:t>
+      </w:r>
+    </w:p>
+    <w:p>
+      <w:pPr>
+        <w:keepNext w:val="0"/>
+        <w:keepLines w:val="0"/>
+        <w:pageBreakBefore w:val="0"/>
+        <w:widowControl/>
+        <w:suppressLineNumbers w:val="0"/>
+        <w:kinsoku/>
+        <w:wordWrap/>
+        <w:overflowPunct/>
+        <w:topLinePunct w:val="0"/>
+        <w:autoSpaceDE/>
+        <w:autoSpaceDN/>
+        <w:bidi w:val="0"/>
+        <w:adjustRightInd/>
+        <w:snapToGrid/>
+        <w:jc w:val="left"/>
+        <w:textAlignment w:val="auto"/>
+        <w:rPr>
+          <w:rFonts w:hint="eastAsia" w:ascii="宋体" w:hAnsi="宋体" w:eastAsia="宋体" w:cs="宋体"/>
+          <w:b/>
+          <w:bCs/>
+          <w:sz w:val="24"/>
+          <w:szCs w:val="24"/>
+        </w:rPr>
+      </w:pPr>
+      <w:r>
+        <w:rPr>
+          <w:rFonts w:hint="eastAsia" w:ascii="宋体" w:hAnsi="宋体" w:eastAsia="宋体" w:cs="宋体"/>
+          <w:b/>
+          <w:bCs/>
+          <w:color w:val="000000"/>
+          <w:kern w:val="0"/>
+          <w:sz w:val="24"/>
+          <w:szCs w:val="24"/>
+          <w:lang w:val="en-US" w:eastAsia="zh-CN" w:bidi="ar"/>
+        </w:rPr>
+        <w:t>立任务分区”</w:t>
+      </w:r>
+      <w:r>
+        <w:rPr>
+          <w:rFonts w:hint="eastAsia" w:ascii="宋体" w:hAnsi="宋体" w:eastAsia="宋体" w:cs="宋体"/>
+          <w:color w:val="000000"/>
+          <w:kern w:val="0"/>
+          <w:sz w:val="24"/>
+          <w:szCs w:val="24"/>
+          <w:lang w:val="en-US" w:eastAsia="zh-CN" w:bidi="ar"/>
+        </w:rPr>
+        <w:t>的递进关系，建立统一的航段、能耗和资源事件模型。模型始终以</w:t>
+      </w:r>
+      <w:r>
+        <w:rPr>
+          <w:rFonts w:hint="eastAsia" w:ascii="宋体" w:hAnsi="宋体" w:eastAsia="宋体" w:cs="宋体"/>
+          <w:b/>
+          <w:bCs/>
+          <w:color w:val="000000"/>
+          <w:kern w:val="0"/>
+          <w:sz w:val="24"/>
+          <w:szCs w:val="24"/>
+          <w:lang w:val="en-US" w:eastAsia="zh-CN" w:bidi="ar"/>
+        </w:rPr>
+        <w:t xml:space="preserve">硬约束 </w:t>
+      </w:r>
+    </w:p>
+    <w:p>
+      <w:pPr>
+        <w:keepNext w:val="0"/>
+        <w:keepLines w:val="0"/>
+        <w:pageBreakBefore w:val="0"/>
+        <w:widowControl/>
+        <w:suppressLineNumbers w:val="0"/>
+        <w:kinsoku/>
+        <w:wordWrap/>
+        <w:overflowPunct/>
+        <w:topLinePunct w:val="0"/>
+        <w:autoSpaceDE/>
+        <w:autoSpaceDN/>
+        <w:bidi w:val="0"/>
+        <w:adjustRightInd/>
+        <w:snapToGrid/>
+        <w:jc w:val="left"/>
+        <w:textAlignment w:val="auto"/>
+        <w:rPr>
+          <w:rFonts w:hint="eastAsia" w:ascii="宋体" w:hAnsi="宋体" w:eastAsia="宋体" w:cs="宋体"/>
+          <w:color w:val="000000"/>
+          <w:kern w:val="0"/>
+          <w:sz w:val="24"/>
+          <w:szCs w:val="24"/>
+          <w:lang w:val="en-US" w:eastAsia="zh-CN" w:bidi="ar"/>
+        </w:rPr>
+      </w:pPr>
+      <w:r>
+        <w:rPr>
+          <w:rFonts w:hint="eastAsia" w:ascii="宋体" w:hAnsi="宋体" w:eastAsia="宋体" w:cs="宋体"/>
+          <w:b/>
+          <w:bCs/>
+          <w:color w:val="000000"/>
+          <w:kern w:val="0"/>
+          <w:sz w:val="24"/>
+          <w:szCs w:val="24"/>
+          <w:lang w:val="en-US" w:eastAsia="zh-CN" w:bidi="ar"/>
+        </w:rPr>
+        <w:t>可行为第一层</w:t>
+      </w:r>
+      <w:r>
+        <w:rPr>
+          <w:rFonts w:hint="eastAsia" w:ascii="宋体" w:hAnsi="宋体" w:eastAsia="宋体" w:cs="宋体"/>
+          <w:color w:val="000000"/>
+          <w:kern w:val="0"/>
+          <w:sz w:val="24"/>
+          <w:szCs w:val="24"/>
+          <w:lang w:val="en-US" w:eastAsia="zh-CN" w:bidi="ar"/>
+        </w:rPr>
+        <w:t>目标，再比较一般物资及时性、任务完成时间、能耗和架次数。</w:t>
+      </w:r>
+    </w:p>
+    <w:p>
+      <w:pPr>
+        <w:keepNext w:val="0"/>
+        <w:keepLines w:val="0"/>
+        <w:pageBreakBefore w:val="0"/>
+        <w:widowControl/>
+        <w:suppressLineNumbers w:val="0"/>
+        <w:kinsoku/>
+        <w:wordWrap/>
+        <w:overflowPunct/>
+        <w:topLinePunct w:val="0"/>
+        <w:autoSpaceDE/>
+        <w:autoSpaceDN/>
+        <w:bidi w:val="0"/>
+        <w:adjustRightInd/>
+        <w:snapToGrid/>
+        <w:ind w:firstLine="420" w:firstLineChars="0"/>
+        <w:jc w:val="left"/>
+        <w:textAlignment w:val="auto"/>
+        <w:rPr>
+          <w:rFonts w:hint="eastAsia" w:ascii="宋体" w:hAnsi="宋体" w:eastAsia="宋体" w:cs="宋体"/>
+          <w:color w:val="000000"/>
+          <w:kern w:val="0"/>
+          <w:sz w:val="24"/>
+          <w:szCs w:val="24"/>
+          <w:lang w:val="en-US" w:eastAsia="zh-CN" w:bidi="ar"/>
+        </w:rPr>
+      </w:pPr>
+      <w:r>
+        <w:rPr>
+          <w:rFonts w:hint="default" w:ascii="宋体" w:hAnsi="宋体" w:eastAsia="宋体" w:cs="宋体"/>
+          <w:b/>
+          <w:bCs/>
+          <w:color w:val="000000"/>
+          <w:kern w:val="0"/>
+          <w:sz w:val="24"/>
+          <w:szCs w:val="24"/>
+          <w:lang w:val="en-US" w:eastAsia="zh-CN" w:bidi="ar"/>
+        </w:rPr>
+        <w:t>针对问题一</w:t>
+      </w:r>
+      <w:r>
+        <w:rPr>
+          <w:rFonts w:hint="default" w:ascii="宋体" w:hAnsi="宋体" w:eastAsia="宋体" w:cs="宋体"/>
+          <w:color w:val="000000"/>
+          <w:kern w:val="0"/>
+          <w:sz w:val="24"/>
+          <w:szCs w:val="24"/>
+          <w:lang w:val="en-US" w:eastAsia="zh-CN" w:bidi="ar"/>
+        </w:rPr>
+        <w:t>，首先沿每条航段遍历实际经过的30m DEM像元，以最高地形加50m确定巡航海拔；结合载荷相关等效航程、爬升能耗和返航安全余量，利用</w:t>
+      </w:r>
+      <w:r>
+        <w:rPr>
+          <w:rFonts w:hint="default" w:ascii="宋体" w:hAnsi="宋体" w:eastAsia="宋体" w:cs="宋体"/>
+          <w:b w:val="0"/>
+          <w:bCs w:val="0"/>
+          <w:color w:val="000000"/>
+          <w:kern w:val="0"/>
+          <w:sz w:val="24"/>
+          <w:szCs w:val="24"/>
+          <w:lang w:val="en-US" w:eastAsia="zh-CN" w:bidi="ar"/>
+        </w:rPr>
+        <w:t>二分法</w:t>
+      </w:r>
+      <w:r>
+        <w:rPr>
+          <w:rFonts w:hint="default" w:ascii="宋体" w:hAnsi="宋体" w:eastAsia="宋体" w:cs="宋体"/>
+          <w:color w:val="000000"/>
+          <w:kern w:val="0"/>
+          <w:sz w:val="24"/>
+          <w:szCs w:val="24"/>
+          <w:lang w:val="en-US" w:eastAsia="zh-CN" w:bidi="ar"/>
+        </w:rPr>
+        <w:t>求解“服务区—机型”最大安全载荷。随后枚举满足质量、体积和能量约束的完整货箱子集，以架次数、能耗和累计作业时间为字典序代价，通过集合划分动态规划获得单点组批方案。结果表明，45个“服务区—机型”组合均可空载返航，但B型和C型在部分远距或高地形节点受到能量限制；全体物资共需</w:t>
+      </w:r>
+      <w:r>
+        <w:rPr>
+          <w:rFonts w:hint="default" w:ascii="宋体" w:hAnsi="宋体" w:eastAsia="宋体" w:cs="宋体"/>
+          <w:b/>
+          <w:bCs/>
+          <w:color w:val="000000"/>
+          <w:kern w:val="0"/>
+          <w:sz w:val="24"/>
+          <w:szCs w:val="24"/>
+          <w:lang w:val="en-US" w:eastAsia="zh-CN" w:bidi="ar"/>
+        </w:rPr>
+        <w:t>18架次，累计能耗59.240kWh，累计作业时间9.111h</w:t>
+      </w:r>
+      <w:r>
+        <w:rPr>
+          <w:rFonts w:hint="default" w:ascii="宋体" w:hAnsi="宋体" w:eastAsia="宋体" w:cs="宋体"/>
+          <w:color w:val="000000"/>
+          <w:kern w:val="0"/>
+          <w:sz w:val="24"/>
+          <w:szCs w:val="24"/>
+          <w:lang w:val="en-US" w:eastAsia="zh-CN" w:bidi="ar"/>
+        </w:rPr>
+        <w:t>。18个批次中，</w:t>
+      </w:r>
+      <w:r>
+        <w:rPr>
+          <w:rFonts w:hint="default" w:ascii="宋体" w:hAnsi="宋体" w:eastAsia="宋体" w:cs="宋体"/>
+          <w:b/>
+          <w:bCs/>
+          <w:color w:val="000000"/>
+          <w:kern w:val="0"/>
+          <w:sz w:val="24"/>
+          <w:szCs w:val="24"/>
+          <w:lang w:val="en-US" w:eastAsia="zh-CN" w:bidi="ar"/>
+        </w:rPr>
+        <w:t>体积、质量和能量分别成为9、5和4个批次的最紧约束</w:t>
+      </w:r>
+      <w:r>
+        <w:rPr>
+          <w:rFonts w:hint="default" w:ascii="宋体" w:hAnsi="宋体" w:eastAsia="宋体" w:cs="宋体"/>
+          <w:color w:val="000000"/>
+          <w:kern w:val="0"/>
+          <w:sz w:val="24"/>
+          <w:szCs w:val="24"/>
+          <w:lang w:val="en-US" w:eastAsia="zh-CN" w:bidi="ar"/>
+        </w:rPr>
+        <w:t>，说明不可拆货箱条件下仅按额定载质量估计架次数会产生偏差。</w:t>
+      </w:r>
+    </w:p>
+    <w:p>
+      <w:pPr>
+        <w:keepNext w:val="0"/>
+        <w:keepLines w:val="0"/>
+        <w:pageBreakBefore w:val="0"/>
+        <w:widowControl/>
+        <w:suppressLineNumbers w:val="0"/>
+        <w:kinsoku/>
+        <w:wordWrap/>
+        <w:overflowPunct/>
+        <w:topLinePunct w:val="0"/>
+        <w:autoSpaceDE/>
+        <w:autoSpaceDN/>
+        <w:bidi w:val="0"/>
+        <w:adjustRightInd/>
+        <w:snapToGrid/>
+        <w:ind w:firstLine="420" w:firstLineChars="0"/>
+        <w:jc w:val="left"/>
+        <w:textAlignment w:val="auto"/>
+        <w:rPr>
+          <w:rFonts w:hint="default" w:ascii="宋体" w:hAnsi="宋体" w:eastAsia="宋体" w:cs="宋体"/>
+          <w:color w:val="000000"/>
+          <w:kern w:val="0"/>
+          <w:sz w:val="24"/>
+          <w:szCs w:val="24"/>
+          <w:lang w:val="en-US" w:eastAsia="zh-CN" w:bidi="ar"/>
+        </w:rPr>
+      </w:pPr>
+      <w:r>
+        <w:rPr>
+          <w:rFonts w:hint="default" w:ascii="宋体" w:hAnsi="宋体" w:eastAsia="宋体" w:cs="宋体"/>
+          <w:b/>
+          <w:bCs/>
+          <w:color w:val="000000"/>
+          <w:kern w:val="0"/>
+          <w:sz w:val="24"/>
+          <w:szCs w:val="24"/>
+          <w:lang w:val="en-US" w:eastAsia="zh-CN" w:bidi="ar"/>
+        </w:rPr>
+        <w:t>针对问题二</w:t>
+      </w:r>
+      <w:r>
+        <w:rPr>
+          <w:rFonts w:hint="default" w:ascii="宋体" w:hAnsi="宋体" w:eastAsia="宋体" w:cs="宋体"/>
+          <w:color w:val="000000"/>
+          <w:kern w:val="0"/>
+          <w:sz w:val="24"/>
+          <w:szCs w:val="24"/>
+          <w:lang w:val="en-US" w:eastAsia="zh-CN" w:bidi="ar"/>
+        </w:rPr>
+        <w:t>，将货箱组批、访问顺序、机型、实体机、共享电池和开始时刻置于同一事件时间轴。逐站递推交付时刻与剩余载荷，医疗及首批保障货箱采用硬截止约束，一般物资采用归一化加权迟到指标；实体机占用至返航，电池则占用至两阶段充电结束。求解时分别构造硬箱专送基线与同目的地混装方案，通过软箱补入、单区精确组批和双区串访形成两套候选，并由事件仿真器完成资源排程。与26架次硬箱专送基线相比，所选混装方案以</w:t>
+      </w:r>
+      <w:r>
+        <w:rPr>
+          <w:rFonts w:hint="default" w:ascii="宋体" w:hAnsi="宋体" w:eastAsia="宋体" w:cs="宋体"/>
+          <w:b/>
+          <w:bCs/>
+          <w:color w:val="000000"/>
+          <w:kern w:val="0"/>
+          <w:sz w:val="24"/>
+          <w:szCs w:val="24"/>
+          <w:lang w:val="en-US" w:eastAsia="zh-CN" w:bidi="ar"/>
+        </w:rPr>
+        <w:t>22架次完成80箱唯一交付，31个硬时限箱均无违约</w:t>
+      </w:r>
+      <w:r>
+        <w:rPr>
+          <w:rFonts w:hint="default" w:ascii="宋体" w:hAnsi="宋体" w:eastAsia="宋体" w:cs="宋体"/>
+          <w:color w:val="000000"/>
+          <w:kern w:val="0"/>
+          <w:sz w:val="24"/>
+          <w:szCs w:val="24"/>
+          <w:lang w:val="en-US" w:eastAsia="zh-CN" w:bidi="ar"/>
+        </w:rPr>
+        <w:t>，一般物资超期箱由23箱降至9箱，</w:t>
+      </w:r>
+      <w:r>
+        <w:rPr>
+          <w:rFonts w:hint="default" w:ascii="宋体" w:hAnsi="宋体" w:eastAsia="宋体" w:cs="宋体"/>
+          <w:b/>
+          <w:bCs/>
+          <w:color w:val="000000"/>
+          <w:kern w:val="0"/>
+          <w:sz w:val="24"/>
+          <w:szCs w:val="24"/>
+          <w:lang w:val="en-US" w:eastAsia="zh-CN" w:bidi="ar"/>
+        </w:rPr>
+        <w:t>WTD由111.492降至38.787</w:t>
+      </w:r>
+      <w:r>
+        <w:rPr>
+          <w:rFonts w:hint="default" w:ascii="宋体" w:hAnsi="宋体" w:eastAsia="宋体" w:cs="宋体"/>
+          <w:color w:val="000000"/>
+          <w:kern w:val="0"/>
+          <w:sz w:val="24"/>
+          <w:szCs w:val="24"/>
+          <w:lang w:val="en-US" w:eastAsia="zh-CN" w:bidi="ar"/>
+        </w:rPr>
+        <w:t>；完成时间为</w:t>
+      </w:r>
+      <w:r>
+        <w:rPr>
+          <w:rFonts w:hint="default" w:ascii="宋体" w:hAnsi="宋体" w:eastAsia="宋体" w:cs="宋体"/>
+          <w:b/>
+          <w:bCs/>
+          <w:color w:val="000000"/>
+          <w:kern w:val="0"/>
+          <w:sz w:val="24"/>
+          <w:szCs w:val="24"/>
+          <w:lang w:val="en-US" w:eastAsia="zh-CN" w:bidi="ar"/>
+        </w:rPr>
+        <w:t>2.679h</w:t>
+      </w:r>
+      <w:r>
+        <w:rPr>
+          <w:rFonts w:hint="default" w:ascii="宋体" w:hAnsi="宋体" w:eastAsia="宋体" w:cs="宋体"/>
+          <w:color w:val="000000"/>
+          <w:kern w:val="0"/>
+          <w:sz w:val="24"/>
+          <w:szCs w:val="24"/>
+          <w:lang w:val="en-US" w:eastAsia="zh-CN" w:bidi="ar"/>
+        </w:rPr>
+        <w:t>，总能耗为</w:t>
+      </w:r>
+      <w:r>
+        <w:rPr>
+          <w:rFonts w:hint="default" w:ascii="宋体" w:hAnsi="宋体" w:eastAsia="宋体" w:cs="宋体"/>
+          <w:b/>
+          <w:bCs/>
+          <w:color w:val="000000"/>
+          <w:kern w:val="0"/>
+          <w:sz w:val="24"/>
+          <w:szCs w:val="24"/>
+          <w:lang w:val="en-US" w:eastAsia="zh-CN" w:bidi="ar"/>
+        </w:rPr>
+        <w:t>69.602kWh</w:t>
+      </w:r>
+      <w:r>
+        <w:rPr>
+          <w:rFonts w:hint="default" w:ascii="宋体" w:hAnsi="宋体" w:eastAsia="宋体" w:cs="宋体"/>
+          <w:color w:val="000000"/>
+          <w:kern w:val="0"/>
+          <w:sz w:val="24"/>
+          <w:szCs w:val="24"/>
+          <w:lang w:val="en-US" w:eastAsia="zh-CN" w:bidi="ar"/>
+        </w:rPr>
+        <w:t>，分别较基线下降24.1%和16.2%。</w:t>
+      </w:r>
+    </w:p>
+    <w:p>
+      <w:pPr>
+        <w:keepNext w:val="0"/>
+        <w:keepLines w:val="0"/>
+        <w:pageBreakBefore w:val="0"/>
+        <w:widowControl/>
+        <w:suppressLineNumbers w:val="0"/>
+        <w:kinsoku/>
+        <w:wordWrap/>
+        <w:overflowPunct/>
+        <w:topLinePunct w:val="0"/>
+        <w:autoSpaceDE/>
+        <w:autoSpaceDN/>
+        <w:bidi w:val="0"/>
+        <w:adjustRightInd/>
+        <w:snapToGrid/>
+        <w:ind w:firstLine="420" w:firstLineChars="0"/>
+        <w:jc w:val="left"/>
+        <w:textAlignment w:val="auto"/>
+        <w:rPr>
+          <w:rFonts w:hint="default" w:ascii="宋体" w:hAnsi="宋体" w:eastAsia="宋体" w:cs="宋体"/>
+          <w:color w:val="000000"/>
+          <w:kern w:val="0"/>
+          <w:sz w:val="24"/>
+          <w:szCs w:val="24"/>
+          <w:lang w:val="en-US" w:eastAsia="zh-CN" w:bidi="ar"/>
+        </w:rPr>
+      </w:pPr>
+      <w:r>
+        <w:rPr>
+          <w:rFonts w:hint="default" w:ascii="宋体" w:hAnsi="宋体" w:eastAsia="宋体" w:cs="宋体"/>
+          <w:b/>
+          <w:bCs/>
+          <w:color w:val="000000"/>
+          <w:kern w:val="0"/>
+          <w:sz w:val="24"/>
+          <w:szCs w:val="24"/>
+          <w:lang w:val="en-US" w:eastAsia="zh-CN" w:bidi="ar"/>
+        </w:rPr>
+        <w:t>针对问题三</w:t>
+      </w:r>
+      <w:r>
+        <w:rPr>
+          <w:rFonts w:hint="default" w:ascii="宋体" w:hAnsi="宋体" w:eastAsia="宋体" w:cs="宋体"/>
+          <w:color w:val="000000"/>
+          <w:kern w:val="0"/>
+          <w:sz w:val="24"/>
+          <w:szCs w:val="24"/>
+          <w:lang w:val="en-US" w:eastAsia="zh-CN" w:bidi="ar"/>
+        </w:rPr>
+        <w:t>，依据双向链路预算、自由空间损耗和DEM视线遮挡建立直连与单中继可用判据，将运输轨迹展开为爬升、巡航、下降和交接区间。中继悬停点须同时满足边界、回传链路、往返能量和300m离地高度要求；中继任务计入准备、飞抵、建链、悬停通信、返航、周转和能源组件充电。本文以问题二路线为已验证候选，采用离线筛选后固化的六个点位和七个波次组织中继资源，并用连续区间证书进行全时段认证，0.5s网格仅作为独立复核。最终22个运输架次被组织为7个波次，配置11个中继架次，由2架中继机和5套能源组件执行；68个通信分段包含41段直连和27段中继，连续认证无未解析区间，65532个加密采样点无中断。联合完成时间为6.572h，总能耗79.097kWh，最小保守链路余量为0.1397dB。该结果证明当前方案</w:t>
+      </w:r>
+      <w:r>
+        <w:rPr>
+          <w:rFonts w:hint="default" w:ascii="宋体" w:hAnsi="宋体" w:eastAsia="宋体" w:cs="宋体"/>
+          <w:b/>
+          <w:bCs/>
+          <w:color w:val="000000"/>
+          <w:kern w:val="0"/>
+          <w:sz w:val="24"/>
+          <w:szCs w:val="24"/>
+          <w:lang w:val="en-US" w:eastAsia="zh-CN" w:bidi="ar"/>
+        </w:rPr>
+        <w:t>可行，但不构成运输—通信全局最优性证明</w:t>
+      </w:r>
+      <w:r>
+        <w:rPr>
+          <w:rFonts w:hint="default" w:ascii="宋体" w:hAnsi="宋体" w:eastAsia="宋体" w:cs="宋体"/>
+          <w:color w:val="000000"/>
+          <w:kern w:val="0"/>
+          <w:sz w:val="24"/>
+          <w:szCs w:val="24"/>
+          <w:lang w:val="en-US" w:eastAsia="zh-CN" w:bidi="ar"/>
+        </w:rPr>
+        <w:t>。</w:t>
+      </w:r>
+    </w:p>
+    <w:p>
+      <w:pPr>
+        <w:keepNext w:val="0"/>
+        <w:keepLines w:val="0"/>
+        <w:pageBreakBefore w:val="0"/>
+        <w:widowControl/>
+        <w:suppressLineNumbers w:val="0"/>
+        <w:kinsoku/>
+        <w:wordWrap/>
+        <w:overflowPunct/>
+        <w:topLinePunct w:val="0"/>
+        <w:autoSpaceDE/>
+        <w:autoSpaceDN/>
+        <w:bidi w:val="0"/>
+        <w:adjustRightInd/>
+        <w:snapToGrid/>
+        <w:ind w:firstLine="420" w:firstLineChars="0"/>
+        <w:jc w:val="left"/>
+        <w:textAlignment w:val="auto"/>
+        <w:rPr>
+          <w:rFonts w:hint="default" w:ascii="宋体" w:hAnsi="宋体" w:eastAsia="宋体" w:cs="宋体"/>
+          <w:color w:val="000000"/>
+          <w:kern w:val="0"/>
+          <w:sz w:val="24"/>
+          <w:szCs w:val="24"/>
+          <w:lang w:val="en-US" w:eastAsia="zh-CN" w:bidi="ar"/>
+        </w:rPr>
+        <w:sectPr>
+          <w:footerReference r:id="rId6" w:type="first"/>
+          <w:footerReference r:id="rId5" w:type="default"/>
+          <w:pgSz w:w="11906" w:h="16838"/>
+          <w:pgMar w:top="1702" w:right="1274" w:bottom="993" w:left="1276" w:header="851" w:footer="992" w:gutter="0"/>
+          <w:pgNumType w:fmt="decimal" w:start="1"/>
+          <w:cols w:space="720" w:num="1"/>
+          <w:titlePg/>
+          <w:docGrid w:type="lines" w:linePitch="312" w:charSpace="0"/>
+        </w:sectPr>
+      </w:pPr>
+      <w:r>
+        <w:rPr>
+          <w:rFonts w:hint="default" w:ascii="宋体" w:hAnsi="宋体" w:eastAsia="宋体" w:cs="宋体"/>
+          <w:b/>
+          <w:bCs/>
+          <w:color w:val="000000"/>
+          <w:kern w:val="0"/>
+          <w:sz w:val="24"/>
+          <w:szCs w:val="24"/>
+          <w:lang w:val="en-US" w:eastAsia="zh-CN" w:bidi="ar"/>
+        </w:rPr>
+        <w:t>针对问题四</w:t>
+      </w:r>
+      <w:r>
+        <w:rPr>
+          <w:rFonts w:hint="default" w:ascii="宋体" w:hAnsi="宋体" w:eastAsia="宋体" w:cs="宋体"/>
+          <w:color w:val="000000"/>
+          <w:kern w:val="0"/>
+          <w:sz w:val="24"/>
+          <w:szCs w:val="24"/>
+          <w:lang w:val="en-US" w:eastAsia="zh-CN" w:bidi="ar"/>
+        </w:rPr>
+        <w:t>，冻结问题三的组批、路线、时序和实际通信指派，以同架次共访关系构造服务区图，得到11个不可拆原子块；对每个合法分区，从通信分段反推组内中继任务，并以固定占用区间的峰值并发数计算各类资源最小配置。实际穷举1023个两组候选和</w:t>
+      </w:r>
+    </w:p>
+    <w:p>
+      <w:pPr>
+        <w:keepNext w:val="0"/>
+        <w:keepLines w:val="0"/>
+        <w:pageBreakBefore w:val="0"/>
+        <w:widowControl/>
+        <w:suppressLineNumbers w:val="0"/>
+        <w:kinsoku/>
+        <w:wordWrap/>
+        <w:overflowPunct/>
+        <w:topLinePunct w:val="0"/>
+        <w:autoSpaceDE/>
+        <w:autoSpaceDN/>
+        <w:bidi w:val="0"/>
+        <w:adjustRightInd/>
+        <w:snapToGrid/>
+        <w:ind w:firstLine="420" w:firstLineChars="0"/>
+        <w:jc w:val="left"/>
+        <w:textAlignment w:val="auto"/>
+        <w:rPr>
+          <w:rFonts w:hint="default" w:ascii="宋体" w:hAnsi="宋体" w:eastAsia="宋体" w:cs="宋体"/>
+          <w:color w:val="000000"/>
+          <w:kern w:val="0"/>
+          <w:sz w:val="24"/>
+          <w:szCs w:val="24"/>
+          <w:lang w:val="en-US" w:eastAsia="zh-CN" w:bidi="ar"/>
+        </w:rPr>
+      </w:pPr>
+      <w:r>
+        <w:rPr>
+          <w:rFonts w:hint="default" w:ascii="宋体" w:hAnsi="宋体" w:eastAsia="宋体" w:cs="宋体"/>
+          <w:color w:val="000000"/>
+          <w:kern w:val="0"/>
+          <w:sz w:val="24"/>
+          <w:szCs w:val="24"/>
+          <w:lang w:val="en-US" w:eastAsia="zh-CN" w:bidi="ar"/>
+        </w:rPr>
+        <w:t>57002个三组带标签候选，后者对应28501个无标签等价类。结果表明：</w:t>
+      </w:r>
+      <w:r>
+        <w:rPr>
+          <w:rFonts w:hint="default" w:ascii="宋体" w:hAnsi="宋体" w:eastAsia="宋体" w:cs="宋体"/>
+          <w:b/>
+          <w:bCs/>
+          <w:color w:val="000000"/>
+          <w:kern w:val="0"/>
+          <w:sz w:val="24"/>
+          <w:szCs w:val="24"/>
+          <w:lang w:val="en-US" w:eastAsia="zh-CN" w:bidi="ar"/>
+        </w:rPr>
+        <w:t>两组最优方案不产生库存缺口</w:t>
+      </w:r>
+      <w:r>
+        <w:rPr>
+          <w:rFonts w:hint="default" w:ascii="宋体" w:hAnsi="宋体" w:eastAsia="宋体" w:cs="宋体"/>
+          <w:color w:val="000000"/>
+          <w:kern w:val="0"/>
+          <w:sz w:val="24"/>
+          <w:szCs w:val="24"/>
+          <w:lang w:val="en-US" w:eastAsia="zh-CN" w:bidi="ar"/>
+        </w:rPr>
+        <w:t>，三组最优方案需要额外增加1架中继无人机，并相对集中执行多配置1套中继能源组件。因此，在“先消除库存缺口，再减少总配置并改善均衡”的评价准则下</w:t>
+      </w:r>
+      <w:r>
+        <w:rPr>
+          <w:rFonts w:hint="default" w:ascii="宋体" w:hAnsi="宋体" w:eastAsia="宋体" w:cs="宋体"/>
+          <w:b/>
+          <w:bCs/>
+          <w:color w:val="000000"/>
+          <w:kern w:val="0"/>
+          <w:sz w:val="24"/>
+          <w:szCs w:val="24"/>
+          <w:lang w:val="en-US" w:eastAsia="zh-CN" w:bidi="ar"/>
+        </w:rPr>
+        <w:t>选择两组方案</w:t>
+      </w:r>
+      <w:r>
+        <w:rPr>
+          <w:rFonts w:hint="default" w:ascii="宋体" w:hAnsi="宋体" w:eastAsia="宋体" w:cs="宋体"/>
+          <w:color w:val="000000"/>
+          <w:kern w:val="0"/>
+          <w:sz w:val="24"/>
+          <w:szCs w:val="24"/>
+          <w:lang w:val="en-US" w:eastAsia="zh-CN" w:bidi="ar"/>
+        </w:rPr>
+        <w:t>；若强调区域自治，则需接受额外资源。</w:t>
+      </w:r>
+    </w:p>
+    <w:p>
+      <w:pPr>
+        <w:keepNext w:val="0"/>
+        <w:keepLines w:val="0"/>
+        <w:pageBreakBefore w:val="0"/>
+        <w:widowControl/>
+        <w:suppressLineNumbers w:val="0"/>
+        <w:kinsoku/>
+        <w:wordWrap/>
+        <w:overflowPunct/>
+        <w:topLinePunct w:val="0"/>
+        <w:autoSpaceDE/>
+        <w:autoSpaceDN/>
+        <w:bidi w:val="0"/>
+        <w:adjustRightInd/>
+        <w:snapToGrid/>
+        <w:ind w:firstLine="420" w:firstLineChars="0"/>
+        <w:jc w:val="left"/>
+        <w:textAlignment w:val="auto"/>
+        <w:rPr>
+          <w:rFonts w:hint="default" w:ascii="宋体" w:hAnsi="宋体" w:eastAsia="宋体" w:cs="宋体"/>
+          <w:color w:val="000000"/>
+          <w:kern w:val="0"/>
+          <w:sz w:val="24"/>
+          <w:szCs w:val="24"/>
+          <w:lang w:val="en-US" w:eastAsia="zh-CN" w:bidi="ar"/>
+        </w:rPr>
+      </w:pPr>
+      <w:r>
+        <w:rPr>
+          <w:rFonts w:hint="default" w:ascii="宋体" w:hAnsi="宋体" w:eastAsia="宋体" w:cs="宋体"/>
+          <w:color w:val="000000"/>
+          <w:kern w:val="0"/>
+          <w:sz w:val="24"/>
+          <w:szCs w:val="24"/>
+          <w:lang w:val="en-US" w:eastAsia="zh-CN" w:bidi="ar"/>
+        </w:rPr>
+        <w:t>模型从航段像元、逐架次能量、80箱唯一覆盖、资源无冲突和连续通信五个层次进行检验。敏感性实验表明：</w:t>
+      </w:r>
+      <w:r>
+        <w:rPr>
+          <w:rFonts w:hint="default" w:ascii="宋体" w:hAnsi="宋体" w:eastAsia="宋体" w:cs="宋体"/>
+          <w:b/>
+          <w:bCs/>
+          <w:color w:val="000000"/>
+          <w:kern w:val="0"/>
+          <w:sz w:val="24"/>
+          <w:szCs w:val="24"/>
+          <w:lang w:val="en-US" w:eastAsia="zh-CN" w:bidi="ar"/>
+        </w:rPr>
+        <w:t>返航余量提高至25%会使问题一架次数由18增至19</w:t>
+      </w:r>
+      <w:r>
+        <w:rPr>
+          <w:rFonts w:hint="default" w:ascii="宋体" w:hAnsi="宋体" w:eastAsia="宋体" w:cs="宋体"/>
+          <w:color w:val="000000"/>
+          <w:kern w:val="0"/>
+          <w:sz w:val="24"/>
+          <w:szCs w:val="24"/>
+          <w:lang w:val="en-US" w:eastAsia="zh-CN" w:bidi="ar"/>
+        </w:rPr>
+        <w:t>；既定问题二方案在1200s事件延误内仍满足硬时限；问题三原证书可承受0.1dB附加损耗。本文以</w:t>
+      </w:r>
+      <w:r>
+        <w:rPr>
+          <w:rFonts w:hint="default" w:ascii="宋体" w:hAnsi="宋体" w:eastAsia="宋体" w:cs="宋体"/>
+          <w:b/>
+          <w:bCs/>
+          <w:color w:val="000000"/>
+          <w:kern w:val="0"/>
+          <w:sz w:val="24"/>
+          <w:szCs w:val="24"/>
+          <w:lang w:val="en-US" w:eastAsia="zh-CN" w:bidi="ar"/>
+        </w:rPr>
+        <w:t>统一事件时间轴贯通运输、能源和通信</w:t>
+      </w:r>
+      <w:r>
+        <w:rPr>
+          <w:rFonts w:hint="default" w:ascii="宋体" w:hAnsi="宋体" w:eastAsia="宋体" w:cs="宋体"/>
+          <w:color w:val="000000"/>
+          <w:kern w:val="0"/>
+          <w:sz w:val="24"/>
+          <w:szCs w:val="24"/>
+          <w:lang w:val="en-US" w:eastAsia="zh-CN" w:bidi="ar"/>
+        </w:rPr>
+        <w:t>，使结论能够回溯到具体货箱、架次或时间区间。</w:t>
+      </w:r>
+    </w:p>
+    <w:p>
+      <w:pPr>
+        <w:keepNext w:val="0"/>
+        <w:keepLines w:val="0"/>
+        <w:pageBreakBefore w:val="0"/>
+        <w:widowControl/>
+        <w:suppressLineNumbers w:val="0"/>
+        <w:kinsoku/>
+        <w:wordWrap/>
+        <w:overflowPunct/>
+        <w:topLinePunct w:val="0"/>
+        <w:autoSpaceDE/>
+        <w:autoSpaceDN/>
+        <w:bidi w:val="0"/>
+        <w:adjustRightInd/>
+        <w:snapToGrid/>
+        <w:ind w:firstLine="420" w:firstLineChars="0"/>
+        <w:jc w:val="left"/>
+        <w:textAlignment w:val="auto"/>
+        <w:rPr>
+          <w:rFonts w:hint="eastAsia" w:ascii="宋体" w:hAnsi="宋体" w:eastAsia="宋体" w:cs="宋体"/>
+          <w:color w:val="000000"/>
+          <w:kern w:val="0"/>
+          <w:sz w:val="24"/>
+          <w:szCs w:val="24"/>
+          <w:lang w:val="en-US" w:eastAsia="zh-CN" w:bidi="ar"/>
+        </w:rPr>
+      </w:pPr>
+    </w:p>
+    <w:p>
+      <w:pPr>
+        <w:keepNext w:val="0"/>
+        <w:keepLines w:val="0"/>
+        <w:pageBreakBefore w:val="0"/>
+        <w:widowControl/>
+        <w:suppressLineNumbers w:val="0"/>
+        <w:kinsoku/>
+        <w:wordWrap/>
+        <w:overflowPunct/>
+        <w:topLinePunct w:val="0"/>
+        <w:autoSpaceDE/>
+        <w:autoSpaceDN/>
+        <w:bidi w:val="0"/>
+        <w:adjustRightInd/>
+        <w:snapToGrid/>
+        <w:jc w:val="left"/>
+        <w:textAlignment w:val="auto"/>
+        <w:rPr>
+          <w:rFonts w:hint="default" w:ascii="宋体" w:hAnsi="宋体" w:eastAsia="宋体" w:cs="宋体"/>
+          <w:color w:val="000000"/>
+          <w:kern w:val="0"/>
+          <w:sz w:val="24"/>
+          <w:szCs w:val="24"/>
+          <w:lang w:val="en-US" w:eastAsia="zh-CN" w:bidi="ar"/>
+        </w:rPr>
+      </w:pPr>
+      <w:r>
         <w:rPr>
           <w:rFonts w:hint="eastAsia" w:ascii="隶书" w:hAnsi="宋体" w:eastAsia="隶书"/>
           <w:sz w:val="36"/>
         </w:rPr>
-      </w:pPr>
-      <w:bookmarkStart w:id="2" w:name="_GoBack"/>
-      <w:bookmarkEnd w:id="2"/>
-    </w:p>
-    <w:p>
-      <w:pPr>
-        <w:spacing w:line="360" w:lineRule="auto"/>
+        <w:t>关键词：</w:t>
+      </w:r>
+      <w:r>
+        <w:rPr>
+          <w:rFonts w:hint="default" w:ascii="宋体" w:hAnsi="宋体" w:eastAsia="宋体" w:cs="宋体"/>
+          <w:color w:val="000000"/>
+          <w:kern w:val="0"/>
+          <w:sz w:val="24"/>
+          <w:szCs w:val="24"/>
+          <w:lang w:val="en-US" w:eastAsia="zh-CN" w:bidi="ar"/>
+        </w:rPr>
+        <w:t>应急物资运输；集合划分动态规划；共享电池调度；连续通信认证；任务分区</w:t>
+      </w:r>
+    </w:p>
+    <w:p>
+      <w:pPr>
+        <w:keepNext w:val="0"/>
+        <w:keepLines w:val="0"/>
+        <w:pageBreakBefore w:val="0"/>
+        <w:widowControl/>
+        <w:suppressLineNumbers w:val="0"/>
+        <w:kinsoku/>
+        <w:wordWrap/>
+        <w:overflowPunct/>
+        <w:topLinePunct w:val="0"/>
+        <w:autoSpaceDE/>
+        <w:autoSpaceDN/>
+        <w:bidi w:val="0"/>
+        <w:adjustRightInd/>
+        <w:snapToGrid/>
+        <w:ind w:firstLine="420" w:firstLineChars="0"/>
         <w:jc w:val="left"/>
-        <w:rPr>
-          <w:rFonts w:hint="default" w:ascii="隶书" w:hAnsi="宋体" w:eastAsia="隶书"/>
-          <w:sz w:val="36"/>
-          <w:lang w:val="en-US" w:eastAsia="zh-CN"/>
-        </w:rPr>
-      </w:pPr>
-      <w:r>
-        <w:rPr>
-          <w:rFonts w:hint="eastAsia" w:ascii="隶书" w:hAnsi="宋体" w:eastAsia="隶书"/>
-          <w:sz w:val="36"/>
-        </w:rPr>
-        <w:t>关键词：</w:t>
-      </w:r>
+        <w:textAlignment w:val="auto"/>
+        <w:rPr>
+          <w:rFonts w:hint="default" w:ascii="宋体" w:hAnsi="宋体" w:eastAsia="宋体" w:cs="宋体"/>
+          <w:color w:val="000000"/>
+          <w:kern w:val="0"/>
+          <w:sz w:val="24"/>
+          <w:szCs w:val="24"/>
+          <w:lang w:val="en-US" w:eastAsia="zh-CN" w:bidi="ar"/>
+        </w:rPr>
+      </w:pPr>
     </w:p>
     <w:p>
       <w:pPr>
@@ -1262,6 +2215,16 @@
           <w:rFonts w:ascii="Cambria" w:hAnsi="Cambria"/>
           <w:szCs w:val="36"/>
         </w:rPr>
+        <w:sectPr>
+          <w:footerReference r:id="rId8" w:type="first"/>
+          <w:footerReference r:id="rId7" w:type="default"/>
+          <w:pgSz w:w="11906" w:h="16838"/>
+          <w:pgMar w:top="1702" w:right="1274" w:bottom="993" w:left="1276" w:header="851" w:footer="992" w:gutter="0"/>
+          <w:pgNumType w:fmt="decimal"/>
+          <w:cols w:space="720" w:num="1"/>
+          <w:titlePg/>
+          <w:docGrid w:type="lines" w:linePitch="312" w:charSpace="0"/>
+        </w:sectPr>
       </w:pPr>
     </w:p>
     <w:p>
@@ -1275,6 +2238,14 @@
     <w:p>
       <w:pPr>
         <w:rPr>
+          <w:rFonts w:ascii="Cambria" w:hAnsi="Cambria"/>
+          <w:szCs w:val="36"/>
+        </w:rPr>
+      </w:pPr>
+    </w:p>
+    <w:p>
+      <w:pPr>
+        <w:rPr>
           <w:rFonts w:hint="eastAsia" w:ascii="Cambria" w:hAnsi="Cambria"/>
           <w:szCs w:val="36"/>
         </w:rPr>
@@ -1489,13 +2460,12 @@
       </w:pPr>
     </w:p>
     <w:sectPr>
-      <w:footerReference r:id="rId4" w:type="first"/>
-      <w:footerReference r:id="rId3" w:type="default"/>
+      <w:footerReference r:id="rId10" w:type="first"/>
+      <w:footerReference r:id="rId9" w:type="default"/>
       <w:pgSz w:w="11906" w:h="16838"/>
       <w:pgMar w:top="1702" w:right="1274" w:bottom="993" w:left="1276" w:header="851" w:footer="992" w:gutter="0"/>
-      <w:pgNumType w:start="0"/>
+      <w:pgNumType w:fmt="decimal" w:start="1"/>
       <w:cols w:space="720" w:num="1"/>
-      <w:titlePg/>
       <w:docGrid w:type="lines" w:linePitch="312" w:charSpace="0"/>
     </w:sectPr>
   </w:body>
@@ -1508,24 +2478,63 @@
     <w:pPr>
       <w:pStyle w:val="12"/>
       <w:jc w:val="center"/>
+      <w:rPr>
+        <w:rFonts w:hint="eastAsia" w:eastAsia="宋体"/>
+        <w:b/>
+        <w:bCs/>
+        <w:sz w:val="24"/>
+        <w:szCs w:val="24"/>
+        <w:lang w:eastAsia="zh-CN"/>
+      </w:rPr>
     </w:pPr>
     <w:r>
-      <w:fldChar w:fldCharType="begin"/>
-    </w:r>
-    <w:r>
-      <w:instrText xml:space="preserve">PAGE   \* MERGEFORMAT</w:instrText>
-    </w:r>
-    <w:r>
-      <w:fldChar w:fldCharType="separate"/>
+      <w:rPr>
+        <w:sz w:val="24"/>
+      </w:rPr>
+      <w:pict>
+        <v:shape id="_x0000_s2057" o:spid="_x0000_s2057" o:spt="202" type="#_x0000_t202" style="position:absolute;left:0pt;margin-top:0pt;height:144pt;width:144pt;mso-position-horizontal:center;mso-position-horizontal-relative:margin;mso-wrap-style:none;z-index:251661312;mso-width-relative:page;mso-height-relative:page;" filled="f" stroked="f" coordsize="21600,21600">
+          <v:path/>
+          <v:fill on="f" focussize="0,0"/>
+          <v:stroke on="f"/>
+          <v:imagedata o:title=""/>
+          <o:lock v:ext="edit" aspectratio="f"/>
+          <v:textbox inset="0mm,0mm,0mm,0mm" style="mso-fit-shape-to-text:t;">
+            <w:txbxContent>
+              <w:p>
+                <w:pPr>
+                  <w:pStyle w:val="12"/>
+                </w:pPr>
+                <w:r>
+                  <w:fldChar w:fldCharType="begin"/>
+                </w:r>
+                <w:r>
+                  <w:instrText xml:space="preserve"> PAGE  \* MERGEFORMAT </w:instrText>
+                </w:r>
+                <w:r>
+                  <w:fldChar w:fldCharType="separate"/>
+                </w:r>
+                <w:r>
+                  <w:t>0</w:t>
+                </w:r>
+                <w:r>
+                  <w:fldChar w:fldCharType="end"/>
+                </w:r>
+              </w:p>
+            </w:txbxContent>
+          </v:textbox>
+        </v:shape>
+      </w:pict>
     </w:r>
     <w:r>
       <w:rPr>
-        <w:lang w:val="zh-CN" w:eastAsia="zh-CN"/>
+        <w:rFonts w:hint="eastAsia"/>
+        <w:b/>
+        <w:bCs/>
+        <w:sz w:val="24"/>
+        <w:szCs w:val="24"/>
+        <w:lang w:val="en-US" w:eastAsia="zh-CN"/>
       </w:rPr>
       <w:t>1</w:t>
-    </w:r>
-    <w:r>
-      <w:fldChar w:fldCharType="end"/>
     </w:r>
   </w:p>
 </w:ftr>
@@ -1539,22 +2548,471 @@
       <w:jc w:val="center"/>
     </w:pPr>
     <w:r>
-      <w:fldChar w:fldCharType="begin"/>
+      <w:rPr>
+        <w:sz w:val="18"/>
+      </w:rPr>
+      <w:pict>
+        <v:shape id="_x0000_s2058" o:spid="_x0000_s2058" o:spt="202" type="#_x0000_t202" style="position:absolute;left:0pt;margin-top:0pt;height:144pt;width:144pt;mso-position-horizontal:center;mso-position-horizontal-relative:margin;mso-wrap-style:none;z-index:251662336;mso-width-relative:page;mso-height-relative:page;" filled="f" stroked="f" coordsize="21600,21600">
+          <v:path/>
+          <v:fill on="f" focussize="0,0"/>
+          <v:stroke on="f"/>
+          <v:imagedata o:title=""/>
+          <o:lock v:ext="edit" aspectratio="f"/>
+          <v:textbox inset="0mm,0mm,0mm,0mm" style="mso-fit-shape-to-text:t;">
+            <w:txbxContent>
+              <w:p>
+                <w:pPr>
+                  <w:pStyle w:val="12"/>
+                  <w:jc w:val="center"/>
+                </w:pPr>
+                <w:r>
+                  <w:fldChar w:fldCharType="begin"/>
+                </w:r>
+                <w:r>
+                  <w:instrText xml:space="preserve">PAGE   \* MERGEFORMAT</w:instrText>
+                </w:r>
+                <w:r>
+                  <w:fldChar w:fldCharType="separate"/>
+                </w:r>
+                <w:r>
+                  <w:rPr>
+                    <w:lang w:val="zh-CN" w:eastAsia="zh-CN"/>
+                  </w:rPr>
+                  <w:t>0</w:t>
+                </w:r>
+                <w:r>
+                  <w:fldChar w:fldCharType="end"/>
+                </w:r>
+              </w:p>
+            </w:txbxContent>
+          </v:textbox>
+        </v:shape>
+      </w:pict>
     </w:r>
+  </w:p>
+</w:ftr>
+</file>
+
+<file path=word/footer3.xml><?xml version="1.0" encoding="utf-8"?>
+<w:ftr xmlns:wpc="http://schemas.microsoft.com/office/word/2010/wordprocessingCanvas" xmlns:mc="http://schemas.openxmlformats.org/markup-compatibility/2006" xmlns:o="urn:schemas-microsoft-com:office:office" xmlns:r="http://schemas.openxmlformats.org/officeDocument/2006/relationships" xmlns:m="http://schemas.openxmlformats.org/officeDocument/2006/math" xmlns:v="urn:schemas-microsoft-com:vml" xmlns:wp14="http://schemas.microsoft.com/office/word/2010/wordprocessingDrawing" xmlns:wp="http://schemas.openxmlformats.org/drawingml/2006/wordprocessingDrawing" xmlns:w10="urn:schemas-microsoft-com:office:word" xmlns:w="http://schemas.openxmlformats.org/wordprocessingml/2006/main" xmlns:w14="http://schemas.microsoft.com/office/word/2010/wordml" xmlns:w15="http://schemas.microsoft.com/office/word/2012/wordml" xmlns:wpg="http://schemas.microsoft.com/office/word/2010/wordprocessingGroup" xmlns:wpi="http://schemas.microsoft.com/office/word/2010/wordprocessingInk" xmlns:wne="http://schemas.microsoft.com/office/word/2006/wordml" xmlns:wps="http://schemas.microsoft.com/office/word/2010/wordprocessingShape" xmlns:wpsCustomData="http://www.wps.cn/officeDocument/2013/wpsCustomData" mc:Ignorable="w14 w15 wp14">
+  <w:p>
+    <w:pPr>
+      <w:pStyle w:val="12"/>
+      <w:jc w:val="center"/>
+      <w:rPr>
+        <w:rFonts w:hint="eastAsia" w:eastAsia="宋体"/>
+        <w:b/>
+        <w:bCs/>
+        <w:sz w:val="24"/>
+        <w:szCs w:val="24"/>
+        <w:lang w:eastAsia="zh-CN"/>
+      </w:rPr>
+    </w:pPr>
     <w:r>
-      <w:instrText xml:space="preserve">PAGE   \* MERGEFORMAT</w:instrText>
-    </w:r>
-    <w:r>
-      <w:fldChar w:fldCharType="separate"/>
+      <w:rPr>
+        <w:sz w:val="24"/>
+      </w:rPr>
+      <w:pict>
+        <v:shape id="_x0000_s2059" o:spid="_x0000_s2059" o:spt="202" type="#_x0000_t202" style="position:absolute;left:0pt;margin-top:0pt;height:144pt;width:144pt;mso-position-horizontal:center;mso-position-horizontal-relative:margin;mso-wrap-style:none;z-index:251663360;mso-width-relative:page;mso-height-relative:page;" filled="f" stroked="f" coordsize="21600,21600">
+          <v:path/>
+          <v:fill on="f" focussize="0,0"/>
+          <v:stroke on="f"/>
+          <v:imagedata o:title=""/>
+          <o:lock v:ext="edit" aspectratio="f"/>
+          <v:textbox inset="0mm,0mm,0mm,0mm" style="mso-fit-shape-to-text:t;">
+            <w:txbxContent>
+              <w:p>
+                <w:pPr>
+                  <w:pStyle w:val="12"/>
+                </w:pPr>
+                <w:r>
+                  <w:fldChar w:fldCharType="begin"/>
+                </w:r>
+                <w:r>
+                  <w:instrText xml:space="preserve"> PAGE  \* MERGEFORMAT </w:instrText>
+                </w:r>
+                <w:r>
+                  <w:fldChar w:fldCharType="separate"/>
+                </w:r>
+                <w:r>
+                  <w:t>0</w:t>
+                </w:r>
+                <w:r>
+                  <w:fldChar w:fldCharType="end"/>
+                </w:r>
+              </w:p>
+            </w:txbxContent>
+          </v:textbox>
+        </v:shape>
+      </w:pict>
     </w:r>
     <w:r>
       <w:rPr>
-        <w:lang w:val="zh-CN" w:eastAsia="zh-CN"/>
+        <w:rFonts w:hint="eastAsia"/>
+        <w:b/>
+        <w:bCs/>
+        <w:sz w:val="24"/>
+        <w:szCs w:val="24"/>
+        <w:lang w:val="en-US" w:eastAsia="zh-CN"/>
       </w:rPr>
-      <w:t>0</w:t>
+      <w:t>1</w:t>
+    </w:r>
+  </w:p>
+</w:ftr>
+</file>
+
+<file path=word/footer4.xml><?xml version="1.0" encoding="utf-8"?>
+<w:ftr xmlns:wpc="http://schemas.microsoft.com/office/word/2010/wordprocessingCanvas" xmlns:mc="http://schemas.openxmlformats.org/markup-compatibility/2006" xmlns:o="urn:schemas-microsoft-com:office:office" xmlns:r="http://schemas.openxmlformats.org/officeDocument/2006/relationships" xmlns:m="http://schemas.openxmlformats.org/officeDocument/2006/math" xmlns:v="urn:schemas-microsoft-com:vml" xmlns:wp14="http://schemas.microsoft.com/office/word/2010/wordprocessingDrawing" xmlns:wp="http://schemas.openxmlformats.org/drawingml/2006/wordprocessingDrawing" xmlns:w10="urn:schemas-microsoft-com:office:word" xmlns:w="http://schemas.openxmlformats.org/wordprocessingml/2006/main" xmlns:w14="http://schemas.microsoft.com/office/word/2010/wordml" xmlns:w15="http://schemas.microsoft.com/office/word/2012/wordml" xmlns:wpg="http://schemas.microsoft.com/office/word/2010/wordprocessingGroup" xmlns:wpi="http://schemas.microsoft.com/office/word/2010/wordprocessingInk" xmlns:wne="http://schemas.microsoft.com/office/word/2006/wordml" xmlns:wps="http://schemas.microsoft.com/office/word/2010/wordprocessingShape" xmlns:wpsCustomData="http://www.wps.cn/officeDocument/2013/wpsCustomData" mc:Ignorable="w14 w15 wp14">
+  <w:p>
+    <w:pPr>
+      <w:pStyle w:val="12"/>
+      <w:jc w:val="center"/>
+    </w:pPr>
+    <w:r>
+      <w:rPr>
+        <w:sz w:val="18"/>
+      </w:rPr>
+      <w:pict>
+        <v:shape id="_x0000_s2060" o:spid="_x0000_s2060" o:spt="202" type="#_x0000_t202" style="position:absolute;left:0pt;margin-top:0pt;height:144pt;width:144pt;mso-position-horizontal:center;mso-position-horizontal-relative:margin;mso-wrap-style:none;z-index:251664384;mso-width-relative:page;mso-height-relative:page;" filled="f" stroked="f" coordsize="21600,21600">
+          <v:path/>
+          <v:fill on="f" focussize="0,0"/>
+          <v:stroke on="f"/>
+          <v:imagedata o:title=""/>
+          <o:lock v:ext="edit" aspectratio="f"/>
+          <v:textbox inset="0mm,0mm,0mm,0mm" style="mso-fit-shape-to-text:t;">
+            <w:txbxContent>
+              <w:p>
+                <w:pPr>
+                  <w:pStyle w:val="12"/>
+                </w:pPr>
+                <w:r>
+                  <w:rPr>
+                    <w:color w:val="000000" w:themeColor="text1"/>
+                    <w:sz w:val="24"/>
+                    <w:szCs w:val="24"/>
+                    <w14:textFill>
+                      <w14:solidFill>
+                        <w14:schemeClr w14:val="tx1"/>
+                      </w14:solidFill>
+                    </w14:textFill>
+                  </w:rPr>
+                  <w:fldChar w:fldCharType="begin"/>
+                </w:r>
+                <w:r>
+                  <w:rPr>
+                    <w:color w:val="000000" w:themeColor="text1"/>
+                    <w:sz w:val="24"/>
+                    <w:szCs w:val="24"/>
+                    <w14:textFill>
+                      <w14:solidFill>
+                        <w14:schemeClr w14:val="tx1"/>
+                      </w14:solidFill>
+                    </w14:textFill>
+                  </w:rPr>
+                  <w:instrText xml:space="preserve"> PAGE  \* MERGEFORMAT </w:instrText>
+                </w:r>
+                <w:r>
+                  <w:rPr>
+                    <w:color w:val="000000" w:themeColor="text1"/>
+                    <w:sz w:val="24"/>
+                    <w:szCs w:val="24"/>
+                    <w14:textFill>
+                      <w14:solidFill>
+                        <w14:schemeClr w14:val="tx1"/>
+                      </w14:solidFill>
+                    </w14:textFill>
+                  </w:rPr>
+                  <w:fldChar w:fldCharType="separate"/>
+                </w:r>
+                <w:r>
+                  <w:rPr>
+                    <w:color w:val="000000" w:themeColor="text1"/>
+                    <w:sz w:val="24"/>
+                    <w:szCs w:val="24"/>
+                    <w14:textFill>
+                      <w14:solidFill>
+                        <w14:schemeClr w14:val="tx1"/>
+                      </w14:solidFill>
+                    </w14:textFill>
+                  </w:rPr>
+                  <w:t>1</w:t>
+                </w:r>
+                <w:r>
+                  <w:rPr>
+                    <w:color w:val="000000" w:themeColor="text1"/>
+                    <w:sz w:val="24"/>
+                    <w:szCs w:val="24"/>
+                    <w14:textFill>
+                      <w14:solidFill>
+                        <w14:schemeClr w14:val="tx1"/>
+                      </w14:solidFill>
+                    </w14:textFill>
+                  </w:rPr>
+                  <w:fldChar w:fldCharType="end"/>
+                </w:r>
+              </w:p>
+            </w:txbxContent>
+          </v:textbox>
+        </v:shape>
+      </w:pict>
+    </w:r>
+  </w:p>
+</w:ftr>
+</file>
+
+<file path=word/footer5.xml><?xml version="1.0" encoding="utf-8"?>
+<w:ftr xmlns:wpc="http://schemas.microsoft.com/office/word/2010/wordprocessingCanvas" xmlns:mc="http://schemas.openxmlformats.org/markup-compatibility/2006" xmlns:o="urn:schemas-microsoft-com:office:office" xmlns:r="http://schemas.openxmlformats.org/officeDocument/2006/relationships" xmlns:m="http://schemas.openxmlformats.org/officeDocument/2006/math" xmlns:v="urn:schemas-microsoft-com:vml" xmlns:wp14="http://schemas.microsoft.com/office/word/2010/wordprocessingDrawing" xmlns:wp="http://schemas.openxmlformats.org/drawingml/2006/wordprocessingDrawing" xmlns:w10="urn:schemas-microsoft-com:office:word" xmlns:w="http://schemas.openxmlformats.org/wordprocessingml/2006/main" xmlns:w14="http://schemas.microsoft.com/office/word/2010/wordml" xmlns:w15="http://schemas.microsoft.com/office/word/2012/wordml" xmlns:wpg="http://schemas.microsoft.com/office/word/2010/wordprocessingGroup" xmlns:wpi="http://schemas.microsoft.com/office/word/2010/wordprocessingInk" xmlns:wne="http://schemas.microsoft.com/office/word/2006/wordml" xmlns:wps="http://schemas.microsoft.com/office/word/2010/wordprocessingShape" xmlns:wpsCustomData="http://www.wps.cn/officeDocument/2013/wpsCustomData" mc:Ignorable="w14 w15 wp14">
+  <w:p>
+    <w:pPr>
+      <w:pStyle w:val="12"/>
+      <w:jc w:val="center"/>
+      <w:rPr>
+        <w:rFonts w:hint="eastAsia" w:eastAsia="宋体"/>
+        <w:b/>
+        <w:bCs/>
+        <w:sz w:val="24"/>
+        <w:szCs w:val="24"/>
+        <w:lang w:eastAsia="zh-CN"/>
+      </w:rPr>
+    </w:pPr>
+    <w:r>
+      <w:rPr>
+        <w:sz w:val="24"/>
+      </w:rPr>
+      <w:pict>
+        <v:shape id="_x0000_s2061" o:spid="_x0000_s2061" o:spt="202" type="#_x0000_t202" style="position:absolute;left:0pt;margin-top:0pt;height:144pt;width:144pt;mso-position-horizontal:center;mso-position-horizontal-relative:margin;mso-wrap-style:none;z-index:251665408;mso-width-relative:page;mso-height-relative:page;" filled="f" stroked="f" coordsize="21600,21600">
+          <v:path/>
+          <v:fill on="f" focussize="0,0"/>
+          <v:stroke on="f"/>
+          <v:imagedata o:title=""/>
+          <o:lock v:ext="edit" aspectratio="f"/>
+          <v:textbox inset="0mm,0mm,0mm,0mm" style="mso-fit-shape-to-text:t;">
+            <w:txbxContent>
+              <w:p>
+                <w:pPr>
+                  <w:pStyle w:val="12"/>
+                </w:pPr>
+                <w:r>
+                  <w:fldChar w:fldCharType="begin"/>
+                </w:r>
+                <w:r>
+                  <w:instrText xml:space="preserve"> PAGE  \* MERGEFORMAT </w:instrText>
+                </w:r>
+                <w:r>
+                  <w:fldChar w:fldCharType="separate"/>
+                </w:r>
+                <w:r>
+                  <w:t>0</w:t>
+                </w:r>
+                <w:r>
+                  <w:fldChar w:fldCharType="end"/>
+                </w:r>
+              </w:p>
+            </w:txbxContent>
+          </v:textbox>
+        </v:shape>
+      </w:pict>
     </w:r>
     <w:r>
-      <w:fldChar w:fldCharType="end"/>
+      <w:rPr>
+        <w:rFonts w:hint="eastAsia"/>
+        <w:b/>
+        <w:bCs/>
+        <w:sz w:val="24"/>
+        <w:szCs w:val="24"/>
+        <w:lang w:val="en-US" w:eastAsia="zh-CN"/>
+      </w:rPr>
+      <w:t>1</w:t>
+    </w:r>
+  </w:p>
+</w:ftr>
+</file>
+
+<file path=word/footer6.xml><?xml version="1.0" encoding="utf-8"?>
+<w:ftr xmlns:wpc="http://schemas.microsoft.com/office/word/2010/wordprocessingCanvas" xmlns:mc="http://schemas.openxmlformats.org/markup-compatibility/2006" xmlns:o="urn:schemas-microsoft-com:office:office" xmlns:r="http://schemas.openxmlformats.org/officeDocument/2006/relationships" xmlns:m="http://schemas.openxmlformats.org/officeDocument/2006/math" xmlns:v="urn:schemas-microsoft-com:vml" xmlns:wp14="http://schemas.microsoft.com/office/word/2010/wordprocessingDrawing" xmlns:wp="http://schemas.openxmlformats.org/drawingml/2006/wordprocessingDrawing" xmlns:w10="urn:schemas-microsoft-com:office:word" xmlns:w="http://schemas.openxmlformats.org/wordprocessingml/2006/main" xmlns:w14="http://schemas.microsoft.com/office/word/2010/wordml" xmlns:w15="http://schemas.microsoft.com/office/word/2012/wordml" xmlns:wpg="http://schemas.microsoft.com/office/word/2010/wordprocessingGroup" xmlns:wpi="http://schemas.microsoft.com/office/word/2010/wordprocessingInk" xmlns:wne="http://schemas.microsoft.com/office/word/2006/wordml" xmlns:wps="http://schemas.microsoft.com/office/word/2010/wordprocessingShape" xmlns:wpsCustomData="http://www.wps.cn/officeDocument/2013/wpsCustomData" mc:Ignorable="w14 w15 wp14">
+  <w:p>
+    <w:pPr>
+      <w:pStyle w:val="12"/>
+      <w:jc w:val="center"/>
+    </w:pPr>
+    <w:r>
+      <w:rPr>
+        <w:sz w:val="18"/>
+      </w:rPr>
+      <w:pict>
+        <v:shape id="_x0000_s2062" o:spid="_x0000_s2062" o:spt="202" type="#_x0000_t202" style="position:absolute;left:0pt;margin-top:0pt;height:144pt;width:144pt;mso-position-horizontal:center;mso-position-horizontal-relative:margin;mso-wrap-style:none;z-index:251666432;mso-width-relative:page;mso-height-relative:page;" filled="f" stroked="f" coordsize="21600,21600">
+          <v:path/>
+          <v:fill on="f" focussize="0,0"/>
+          <v:stroke on="f"/>
+          <v:imagedata o:title=""/>
+          <o:lock v:ext="edit" aspectratio="f"/>
+          <v:textbox inset="0mm,0mm,0mm,0mm" style="mso-fit-shape-to-text:t;">
+            <w:txbxContent>
+              <w:p>
+                <w:pPr>
+                  <w:pStyle w:val="12"/>
+                </w:pPr>
+                <w:r>
+                  <w:rPr>
+                    <w:sz w:val="24"/>
+                    <w:szCs w:val="24"/>
+                  </w:rPr>
+                  <w:fldChar w:fldCharType="begin"/>
+                </w:r>
+                <w:r>
+                  <w:rPr>
+                    <w:sz w:val="24"/>
+                    <w:szCs w:val="24"/>
+                  </w:rPr>
+                  <w:instrText xml:space="preserve"> PAGE  \* MERGEFORMAT </w:instrText>
+                </w:r>
+                <w:r>
+                  <w:rPr>
+                    <w:sz w:val="24"/>
+                    <w:szCs w:val="24"/>
+                  </w:rPr>
+                  <w:fldChar w:fldCharType="separate"/>
+                </w:r>
+                <w:r>
+                  <w:rPr>
+                    <w:sz w:val="24"/>
+                    <w:szCs w:val="24"/>
+                  </w:rPr>
+                  <w:t>1</w:t>
+                </w:r>
+                <w:r>
+                  <w:rPr>
+                    <w:sz w:val="24"/>
+                    <w:szCs w:val="24"/>
+                  </w:rPr>
+                  <w:fldChar w:fldCharType="end"/>
+                </w:r>
+              </w:p>
+            </w:txbxContent>
+          </v:textbox>
+        </v:shape>
+      </w:pict>
+    </w:r>
+  </w:p>
+</w:ftr>
+</file>
+
+<file path=word/footer7.xml><?xml version="1.0" encoding="utf-8"?>
+<w:ftr xmlns:wpc="http://schemas.microsoft.com/office/word/2010/wordprocessingCanvas" xmlns:mc="http://schemas.openxmlformats.org/markup-compatibility/2006" xmlns:o="urn:schemas-microsoft-com:office:office" xmlns:r="http://schemas.openxmlformats.org/officeDocument/2006/relationships" xmlns:m="http://schemas.openxmlformats.org/officeDocument/2006/math" xmlns:v="urn:schemas-microsoft-com:vml" xmlns:wp14="http://schemas.microsoft.com/office/word/2010/wordprocessingDrawing" xmlns:wp="http://schemas.openxmlformats.org/drawingml/2006/wordprocessingDrawing" xmlns:w10="urn:schemas-microsoft-com:office:word" xmlns:w="http://schemas.openxmlformats.org/wordprocessingml/2006/main" xmlns:w14="http://schemas.microsoft.com/office/word/2010/wordml" xmlns:w15="http://schemas.microsoft.com/office/word/2012/wordml" xmlns:wpg="http://schemas.microsoft.com/office/word/2010/wordprocessingGroup" xmlns:wpi="http://schemas.microsoft.com/office/word/2010/wordprocessingInk" xmlns:wne="http://schemas.microsoft.com/office/word/2006/wordml" xmlns:wps="http://schemas.microsoft.com/office/word/2010/wordprocessingShape" xmlns:wpsCustomData="http://www.wps.cn/officeDocument/2013/wpsCustomData" mc:Ignorable="w14 w15 wp14">
+  <w:p>
+    <w:pPr>
+      <w:pStyle w:val="12"/>
+      <w:jc w:val="center"/>
+      <w:rPr>
+        <w:rFonts w:hint="eastAsia" w:eastAsia="宋体"/>
+        <w:b/>
+        <w:bCs/>
+        <w:sz w:val="24"/>
+        <w:szCs w:val="24"/>
+        <w:lang w:eastAsia="zh-CN"/>
+      </w:rPr>
+    </w:pPr>
+    <w:r>
+      <w:rPr>
+        <w:sz w:val="24"/>
+      </w:rPr>
+      <w:pict>
+        <v:shape id="_x0000_s2055" o:spid="_x0000_s2055" o:spt="202" type="#_x0000_t202" style="position:absolute;left:0pt;margin-top:0pt;height:144pt;width:144pt;mso-position-horizontal:center;mso-position-horizontal-relative:margin;mso-wrap-style:none;z-index:251659264;mso-width-relative:page;mso-height-relative:page;" filled="f" stroked="f" coordsize="21600,21600">
+          <v:path/>
+          <v:fill on="f" focussize="0,0"/>
+          <v:stroke on="f"/>
+          <v:imagedata o:title=""/>
+          <o:lock v:ext="edit" aspectratio="f"/>
+          <v:textbox inset="0mm,0mm,0mm,0mm" style="mso-fit-shape-to-text:t;">
+            <w:txbxContent>
+              <w:p>
+                <w:pPr>
+                  <w:pStyle w:val="12"/>
+                </w:pPr>
+                <w:r>
+                  <w:fldChar w:fldCharType="begin"/>
+                </w:r>
+                <w:r>
+                  <w:instrText xml:space="preserve"> PAGE  \* MERGEFORMAT </w:instrText>
+                </w:r>
+                <w:r>
+                  <w:fldChar w:fldCharType="separate"/>
+                </w:r>
+                <w:r>
+                  <w:t>1</w:t>
+                </w:r>
+                <w:r>
+                  <w:fldChar w:fldCharType="end"/>
+                </w:r>
+              </w:p>
+            </w:txbxContent>
+          </v:textbox>
+        </v:shape>
+      </w:pict>
+    </w:r>
+    <w:r>
+      <w:rPr>
+        <w:rFonts w:hint="eastAsia"/>
+        <w:b/>
+        <w:bCs/>
+        <w:sz w:val="24"/>
+        <w:szCs w:val="24"/>
+        <w:lang w:val="en-US" w:eastAsia="zh-CN"/>
+      </w:rPr>
+      <w:t>1</w:t>
+    </w:r>
+  </w:p>
+</w:ftr>
+</file>
+
+<file path=word/footer8.xml><?xml version="1.0" encoding="utf-8"?>
+<w:ftr xmlns:wpc="http://schemas.microsoft.com/office/word/2010/wordprocessingCanvas" xmlns:mc="http://schemas.openxmlformats.org/markup-compatibility/2006" xmlns:o="urn:schemas-microsoft-com:office:office" xmlns:r="http://schemas.openxmlformats.org/officeDocument/2006/relationships" xmlns:m="http://schemas.openxmlformats.org/officeDocument/2006/math" xmlns:v="urn:schemas-microsoft-com:vml" xmlns:wp14="http://schemas.microsoft.com/office/word/2010/wordprocessingDrawing" xmlns:wp="http://schemas.openxmlformats.org/drawingml/2006/wordprocessingDrawing" xmlns:w10="urn:schemas-microsoft-com:office:word" xmlns:w="http://schemas.openxmlformats.org/wordprocessingml/2006/main" xmlns:w14="http://schemas.microsoft.com/office/word/2010/wordml" xmlns:w15="http://schemas.microsoft.com/office/word/2012/wordml" xmlns:wpg="http://schemas.microsoft.com/office/word/2010/wordprocessingGroup" xmlns:wpi="http://schemas.microsoft.com/office/word/2010/wordprocessingInk" xmlns:wne="http://schemas.microsoft.com/office/word/2006/wordml" xmlns:wps="http://schemas.microsoft.com/office/word/2010/wordprocessingShape" xmlns:wpsCustomData="http://www.wps.cn/officeDocument/2013/wpsCustomData" mc:Ignorable="w14 w15 wp14">
+  <w:p>
+    <w:pPr>
+      <w:pStyle w:val="12"/>
+      <w:jc w:val="center"/>
+    </w:pPr>
+    <w:r>
+      <w:rPr>
+        <w:sz w:val="18"/>
+      </w:rPr>
+      <w:pict>
+        <v:shape id="_x0000_s2056" o:spid="_x0000_s2056" o:spt="202" type="#_x0000_t202" style="position:absolute;left:0pt;margin-top:0pt;height:144pt;width:144pt;mso-position-horizontal:center;mso-position-horizontal-relative:margin;mso-wrap-style:none;z-index:251660288;mso-width-relative:page;mso-height-relative:page;" filled="f" stroked="f" coordsize="21600,21600">
+          <v:path/>
+          <v:fill on="f" focussize="0,0"/>
+          <v:stroke on="f"/>
+          <v:imagedata o:title=""/>
+          <o:lock v:ext="edit" aspectratio="f"/>
+          <v:textbox inset="0mm,0mm,0mm,0mm" style="mso-fit-shape-to-text:t;">
+            <w:txbxContent>
+              <w:p>
+                <w:pPr>
+                  <w:pStyle w:val="12"/>
+                  <w:jc w:val="center"/>
+                </w:pPr>
+                <w:r>
+                  <w:fldChar w:fldCharType="begin"/>
+                </w:r>
+                <w:r>
+                  <w:instrText xml:space="preserve">PAGE   \* MERGEFORMAT</w:instrText>
+                </w:r>
+                <w:r>
+                  <w:fldChar w:fldCharType="separate"/>
+                </w:r>
+                <w:r>
+                  <w:rPr>
+                    <w:lang w:val="zh-CN" w:eastAsia="zh-CN"/>
+                  </w:rPr>
+                  <w:t>0</w:t>
+                </w:r>
+                <w:r>
+                  <w:fldChar w:fldCharType="end"/>
+                </w:r>
+              </w:p>
+            </w:txbxContent>
+          </v:textbox>
+        </v:shape>
+      </w:pict>
     </w:r>
   </w:p>
 </w:ftr>
@@ -2671,4 +4129,32 @@
   </a:themeElements>
   <a:objectDefaults/>
 </a:theme>
+</file>
+
+<file path=customXml/item1.xml><?xml version="1.0" encoding="utf-8"?>
+<s:customData xmlns="http://www.wps.cn/officeDocument/2013/wpsCustomData" xmlns:s="http://www.wps.cn/officeDocument/2013/wpsCustomData">
+  <customSectProps>
+    <customSectPr/>
+    <customSectPr/>
+    <customSectPr/>
+  </customSectProps>
+  <customShpExts>
+    <customShpInfo spid="_x0000_s2057" textRotate="1"/>
+    <customShpInfo spid="_x0000_s2058" textRotate="1"/>
+    <customShpInfo spid="_x0000_s2059" textRotate="1"/>
+    <customShpInfo spid="_x0000_s2060" textRotate="1"/>
+    <customShpInfo spid="_x0000_s2061" textRotate="1"/>
+    <customShpInfo spid="_x0000_s2062" textRotate="1"/>
+    <customShpInfo spid="_x0000_s2055" textRotate="1"/>
+    <customShpInfo spid="_x0000_s2056" textRotate="1"/>
+  </customShpExts>
+</s:customData>
+</file>
+
+<file path=customXml/itemProps1.xml><?xml version="1.0" encoding="utf-8"?>
+<ds:datastoreItem xmlns:ds="http://schemas.openxmlformats.org/officeDocument/2006/customXml" ds:itemID="{B1977F7D-205B-4081-913C-38D41E755F92}">
+  <ds:schemaRefs>
+    <ds:schemaRef ds:uri="http://www.wps.cn/officeDocument/2013/wpsCustomData"/>
+  </ds:schemaRefs>
+</ds:datastoreItem>
 </file>